--- a/resume/Jackson-Naik-Resume.docx
+++ b/resume/Jackson-Naik-Resume.docx
@@ -44,7 +44,7 @@
           <w:rPr>
             <w:rStyle w:val="Hyperlink"/>
           </w:rPr>
-          <w:t>mejac279@gmail.com</w:t>
+          <w:t>jackson.joseph.naik@gmail.com</w:t>
         </w:r>
       </w:hyperlink>
       <w:r>
